--- a/az/discovery-articles/4.4 Anesteziya.docx
+++ b/az/discovery-articles/4.4 Anesteziya.docx
@@ -4,533 +4,351 @@
   <w:body>
     <w:p>
       <w:pPr>
-        <w:keepNext/>
-        <w:spacing w:before="280" w:after="120"/>
+        <w:pStyle w:val="Title"/>
+        <w:widowControl/>
       </w:pPr>
       <w:r>
-        <w:rPr>
-          <w:rFonts w:ascii="Calibri" w:hAnsi="Calibri" w:eastAsia="Calibri"/>
-          <w:b/>
-          <w:i w:val="0"/>
-          <w:color w:val="004E8C"/>
-          <w:sz w:val="44"/>
-        </w:rPr>
         <w:t>4.4 Anesteziya</w:t>
       </w:r>
     </w:p>
     <w:p>
       <w:pPr>
-        <w:spacing w:after="80"/>
+        <w:keepNext/>
+        <w:widowControl/>
       </w:pPr>
       <w:r>
         <w:rPr>
-          <w:rFonts w:ascii="Calibri" w:hAnsi="Calibri" w:eastAsia="Calibri"/>
-          <w:b w:val="0"/>
-          <w:i/>
-          <w:color w:val="505050"/>
-          <w:sz w:val="22"/>
+          <w:sz w:val="20"/>
         </w:rPr>
-        <w:t>4. Tibb, biologiya və ictimai sağlamlıq</w:t>
-      </w:r>
-    </w:p>
-    <w:p>
-      <w:pPr>
-        <w:spacing w:after="200"/>
-      </w:pPr>
-      <w:r>
-        <w:rPr>
-          <w:rFonts w:ascii="Calibri" w:hAnsi="Calibri" w:eastAsia="Calibri"/>
-          <w:b w:val="0"/>
-          <w:i/>
-          <w:sz w:val="22"/>
-        </w:rPr>
-        <w:t>Dövr: 1842–1847-ci illər (Krouford Lonq, Uilyam Morton, Ceyms Yanq Simpson) | Əsas simalar: Krouford Lonq (efir, 1842); Uilyam Morton (ilk ictimai nümayiş, 1846); Ceyms Yanq Simpson (xloroform)</w:t>
-      </w:r>
-    </w:p>
-    <w:p>
-      <w:pPr>
-        <w:spacing w:after="160" w:line="276" w:lineRule="auto"/>
-      </w:pPr>
-      <w:r>
-        <w:rPr>
-          <w:rFonts w:ascii="Calibri" w:hAnsi="Calibri" w:eastAsia="Calibri"/>
-          <w:b w:val="0"/>
-          <w:i w:val="0"/>
-          <w:sz w:val="22"/>
-        </w:rPr>
-        <w:t>Anesteziya əməliyyat zamanı ağrını aradan qaldırır; ümumi anesteziyada isə şüur müvəqqəti və nəzarətli şəkildə söndürülür. Bu üsul cərrahlara daha uzun, dəqiq və mürəkkəb müdaxilələr aparmağa, xəstənin vəziyyətini isə əməliyyat boyu sabit saxlamağa imkan verdi.</w:t>
+        <w:t>4 Tibb biologiya və ictimai səhiyyə</w:t>
       </w:r>
     </w:p>
     <w:p>
       <w:pPr>
         <w:keepNext/>
-        <w:spacing w:before="240" w:after="120"/>
+        <w:widowControl/>
       </w:pPr>
       <w:r>
         <w:rPr>
-          <w:rFonts w:ascii="Calibri" w:hAnsi="Calibri" w:eastAsia="Calibri"/>
-          <w:b/>
-          <w:i w:val="0"/>
-          <w:color w:val="004E8C"/>
-          <w:sz w:val="28"/>
+          <w:sz w:val="20"/>
         </w:rPr>
-        <w:t>Əsas faktlar</w:t>
+        <w:t>Dövr: 1842–1847-ci illər (Krouford Lonq, Uilyam Morton, Ceyms Yanq Simpson) | Əsas şəxslər: Krouford Lonq (efir, 1842); Uilyam Morton (ilk ictimai nümayiş, 1846); Ceyms Yanq Simpson (xloroform)</w:t>
+      </w:r>
+    </w:p>
+    <w:p>
+      <w:pPr>
+        <w:widowControl/>
+      </w:pPr>
+      <w:r>
+        <w:t>Anesteziya əməliyyat zamanı ağrı hissinin, ümumi anesteziyada isə şüurun da nəzarət altında aradan qaldırılmasıdır. O, cərrahiyyəni yalnız son çarə kimi üz tutulan əzablı müdaxilədən planlaşdırılmış tibbi işə çevirdi.</w:t>
+      </w:r>
+    </w:p>
+    <w:p>
+      <w:pPr>
+        <w:pStyle w:val="Heading1"/>
+        <w:widowControl/>
+      </w:pPr>
+      <w:r>
+        <w:t>Əsas məlumatlar</w:t>
       </w:r>
     </w:p>
     <w:p>
       <w:pPr>
         <w:pStyle w:val="ListBullet"/>
+        <w:widowControl/>
       </w:pPr>
       <w:r>
-        <w:rPr>
-          <w:rFonts w:ascii="Calibri" w:hAnsi="Calibri" w:eastAsia="Calibri"/>
-          <w:b w:val="0"/>
-          <w:i w:val="0"/>
-          <w:sz w:val="22"/>
-        </w:rPr>
-        <w:t>Krouford Lonq 1842-ci ildə cərrahiyyədə efirdən istifadə edib, lakin nəticələri daha sonra nəşr etdirib</w:t>
+        <w:t>Krouford Lonq 1842-ci ildə əməliyyatda efirdən istifadə etdi, lakin nəticələrini daha sonra nəşr etdirdi.</w:t>
       </w:r>
     </w:p>
     <w:p>
       <w:pPr>
         <w:pStyle w:val="ListBullet"/>
+        <w:widowControl/>
       </w:pPr>
       <w:r>
-        <w:rPr>
-          <w:rFonts w:ascii="Calibri" w:hAnsi="Calibri" w:eastAsia="Calibri"/>
-          <w:b w:val="0"/>
-          <w:i w:val="0"/>
-          <w:sz w:val="22"/>
-        </w:rPr>
-        <w:t>Uilyam T. Q. Mortonun 1846-cı ildə Bostonda keçirdiyi açıq efir nümayişi məşhurlaşıb</w:t>
+        <w:t>Uilyam T. Q. Mortonun 1846-cı ildə Bostonda efir anesteziyasını ictimaiyyətə nümayiş etdirməsi geniş tanındı.</w:t>
       </w:r>
     </w:p>
     <w:p>
       <w:pPr>
         <w:pStyle w:val="ListBullet"/>
+        <w:widowControl/>
       </w:pPr>
       <w:r>
-        <w:rPr>
-          <w:rFonts w:ascii="Calibri" w:hAnsi="Calibri" w:eastAsia="Calibri"/>
-          <w:b w:val="0"/>
-          <w:i w:val="0"/>
-          <w:sz w:val="22"/>
-        </w:rPr>
-        <w:t>Ceyms Yanq Simpson 1847-ci ildə doğuş zamanı xloroformdan istifadə etməyə başlayıb</w:t>
+        <w:t>Ceyms Yanq Simpson 1847-ci ildə xloroformu mamalıqda tətbiq etdi.</w:t>
       </w:r>
     </w:p>
     <w:p>
       <w:pPr>
         <w:pStyle w:val="ListBullet"/>
+        <w:widowControl/>
       </w:pPr>
       <w:r>
-        <w:rPr>
-          <w:rFonts w:ascii="Calibri" w:hAnsi="Calibri" w:eastAsia="Calibri"/>
-          <w:b w:val="0"/>
-          <w:i w:val="0"/>
-          <w:sz w:val="22"/>
-        </w:rPr>
-        <w:t>Sonralar yerli anestetiklər xəstəni yatırtmadan bədənin müəyyən hissəsini keyidib</w:t>
+        <w:t>Sonralar yerli keyidicilər insanı yatırtmadan müəyyən nahiyəni keyitdi.</w:t>
       </w:r>
     </w:p>
     <w:p>
       <w:pPr>
         <w:pStyle w:val="ListBullet"/>
+        <w:widowControl/>
       </w:pPr>
       <w:r>
-        <w:rPr>
-          <w:rFonts w:ascii="Calibri" w:hAnsi="Calibri" w:eastAsia="Calibri"/>
-          <w:b w:val="0"/>
-          <w:i w:val="0"/>
-          <w:sz w:val="22"/>
-        </w:rPr>
-        <w:t>Müasir anesteziologiya monitorinq və təsiri geri çevrilə bilən dərmanlardan istifadə edən ayrıca tibb ixtisasıdır</w:t>
+        <w:t>Müasir anesteziologiya xəstənin vəziyyətinin izlənməsinə və təsiri geri dönən dərmanlara əsaslanan ayrıca ixtisasdır.</w:t>
       </w:r>
     </w:p>
     <w:p>
       <w:pPr>
-        <w:keepNext/>
-        <w:spacing w:before="240" w:after="120"/>
+        <w:pStyle w:val="Heading1"/>
+        <w:widowControl/>
       </w:pPr>
       <w:r>
-        <w:rPr>
-          <w:rFonts w:ascii="Calibri" w:hAnsi="Calibri" w:eastAsia="Calibri"/>
-          <w:b/>
-          <w:i w:val="0"/>
-          <w:color w:val="004E8C"/>
-          <w:sz w:val="28"/>
-        </w:rPr>
-        <w:t>Bu nədir və necə işləyir?</w:t>
+        <w:t>Bu nədir</w:t>
       </w:r>
     </w:p>
     <w:p>
       <w:pPr>
-        <w:spacing w:after="160" w:line="276" w:lineRule="auto"/>
+        <w:widowControl/>
       </w:pPr>
       <w:r>
-        <w:rPr>
-          <w:rFonts w:ascii="Calibri" w:hAnsi="Calibri" w:eastAsia="Calibri"/>
-          <w:b w:val="0"/>
-          <w:i w:val="0"/>
-          <w:sz w:val="22"/>
-        </w:rPr>
-        <w:t>Anesteziya sözünün mənası hissiyyatın olmamasıdır. Yerli anesteziya bədənin yalnız bir hissəsini keyidir. Ümumi anesteziyada dərmanlar xəstəni şüursuz vəziyyətə salır; o, ağrı hiss etmir və adətən əməliyyatı xatırlamır. Çox vaxt əzələlərin boşaldılması və tənəffüsün idarə olunması da buna əlavə edilir. Məqsəd sadəcə insanı huşdan salmaq deyil. Cərrah işləyərkən orqanizmin vəziyyətini sabit saxlamaq lazımdır — diqqətli təmir aparmaq üçün siqnalizasiya sistemini müvəqqəti dayandırmaq kimi.</w:t>
+        <w:t>Anesteziya «hissiyyatsızlıq» deməkdir. Yerli anesteziya bir nahiyəni keyidir. Ümumi anesteziyada dərmanların təsiri ilə xəstə şüursuz olur, ağrı hiss etmir və adətən əməliyyatı xatırlamır. Çox vaxt əzələlərin boşaldılması və tənəffüsün idarə olunması da lazım gəlir. Məqsəd sadəcə insanı huşsuz vəziyyətə salmaq deyil. Cərrah işləyərkən orqanizmin vəziyyətini sabit saxlamaq lazımdır. Bu, dəqiq təmir aparmaq üçün həyəcan siqnalını müvəqqəti dayandırmağa bənzəyir.</w:t>
       </w:r>
     </w:p>
     <w:p>
       <w:pPr>
-        <w:keepNext/>
-        <w:spacing w:before="240" w:after="120"/>
+        <w:pStyle w:val="Heading1"/>
+        <w:widowControl/>
       </w:pPr>
       <w:r>
-        <w:rPr>
-          <w:rFonts w:ascii="Calibri" w:hAnsi="Calibri" w:eastAsia="Calibri"/>
-          <w:b/>
-          <w:i w:val="0"/>
-          <w:color w:val="004E8C"/>
-          <w:sz w:val="28"/>
-        </w:rPr>
-        <w:t>Kim kəşf və ya ixtira edib?</w:t>
+        <w:t>Kim kəşf edib və ya yaradıb</w:t>
       </w:r>
     </w:p>
     <w:p>
       <w:pPr>
-        <w:spacing w:after="160" w:line="276" w:lineRule="auto"/>
+        <w:widowControl/>
       </w:pPr>
       <w:r>
-        <w:rPr>
-          <w:rFonts w:ascii="Calibri" w:hAnsi="Calibri" w:eastAsia="Calibri"/>
-          <w:b w:val="0"/>
-          <w:i w:val="0"/>
-          <w:sz w:val="22"/>
-        </w:rPr>
-        <w:t>1840-cı illərdə diş həkimləri və cərrahlar azot(I) oksid, efir və xloroformla təcrübələr aparırdılar. Krouford Lonq 1842-ci ildə Corciyada efirdən istifadə etdi. Horas Uells azot(I) oksidini sınaqdan keçirdi. Uilyam T. Q. Mortonun 16 oktyabr 1846-cı ildə Massachusetts General Hospitalda efirlə keçirdiyi nümayiş geniş ictimaiyyəti inandırdı. Edinburqda Ceyms Yanq Simpson 1847-ci ildə doğuş zamanı xloroformdan istifadə etdi. Birincilik uğrunda sərt mübahisələr aparılsa da, bu nailiyyət kollektiv əməyin nəticəsi idi.</w:t>
+        <w:t>1840-cı illərdə diş həkimləri və digər həkimlər azot(I) oksidi, efir və xloroformla təcrübələr aparırdılar. Krouford Lonq 1842-ci ildə Corciyada efirdən istifadə etdi. Horas Uells azot(I) oksidini sınaqdan keçirdi. Uilyam T. Q. Mortonun 16 oktyabr 1846-cı ildə Massaçusets Ümumi Xəstəxanasında efiri nümayiş etdirməsi geniş ictimaiyyəti inandırdı. Edinburqda Ceyms Yanq Simpson 1847-ci ildə doğuş zamanı xloroform tətbiq etdi. İlk kimin olduğu barədə kəskin mübahisələr getsə də, nailiyyət birgə səylərin nəticəsi idi.</w:t>
       </w:r>
     </w:p>
     <w:p>
       <w:pPr>
-        <w:keepNext/>
-        <w:spacing w:before="240" w:after="120"/>
+        <w:pStyle w:val="Heading1"/>
+        <w:widowControl/>
       </w:pPr>
       <w:r>
-        <w:rPr>
-          <w:rFonts w:ascii="Calibri" w:hAnsi="Calibri" w:eastAsia="Calibri"/>
-          <w:b/>
-          <w:i w:val="0"/>
-          <w:color w:val="004E8C"/>
-          <w:sz w:val="28"/>
-        </w:rPr>
-        <w:t>Nə vaxt və necə yaranıb?</w:t>
+        <w:t>Nə vaxt və necə yaranıb</w:t>
       </w:r>
     </w:p>
     <w:p>
       <w:pPr>
-        <w:spacing w:after="160" w:line="276" w:lineRule="auto"/>
+        <w:widowControl/>
       </w:pPr>
       <w:r>
-        <w:rPr>
-          <w:rFonts w:ascii="Calibri" w:hAnsi="Calibri" w:eastAsia="Calibri"/>
-          <w:b w:val="0"/>
-          <w:i w:val="0"/>
-          <w:sz w:val="22"/>
-        </w:rPr>
-        <w:t>Anesteziyadan əvvəl cərrahiyyə ağrı və şoka qarşı sürət yarışı idi. Xəstələri tutub saxlayır, cərrah isə sürətli işləməyi ilə fəxr edirdi. XIX əsrin ortalarında kimya uçucu mayelər təqdim etmişdi, tibb aləmi isə açıq sınağa hazır idi. Mortonun nümayişi haqqında xəbər bir neçə ay ərzində jurnal və qəzetlərlə yayıldı. Əvvəllər dəhşət doğuran əməliyyat ehtiyatla idarə olunan tibbi prosedura çevrildi.</w:t>
+        <w:t>Anesteziyadan əvvəl cərrahiyyə ağrı və şokla yarış idi. Xəstəni hərəkətsiz saxlamaq üçün tuturdular; cərrah sürəti ilə fəxr edirdi. XIX əsrin ortalarında kimya uçucu mayelər təqdim etmişdi, tibb mühiti isə ictimai sınağa hazır idi. Mortonun nümayişi barədə xəbər bir neçə ay ərzində jurnallar və qəzetlərlə yayıldı. Dəhşətli təcrübə sayılan əməliyyat tədricən, ehtiyatla idarə olunan prosedura çevrildi.</w:t>
       </w:r>
     </w:p>
     <w:p>
       <w:pPr>
-        <w:keepNext/>
-        <w:spacing w:before="240" w:after="120"/>
+        <w:pStyle w:val="Heading1"/>
+        <w:widowControl/>
       </w:pPr>
       <w:r>
-        <w:rPr>
-          <w:rFonts w:ascii="Calibri" w:hAnsi="Calibri" w:eastAsia="Calibri"/>
-          <w:b/>
-          <w:i w:val="0"/>
-          <w:color w:val="004E8C"/>
-          <w:sz w:val="28"/>
-        </w:rPr>
-        <w:t>Elmi əhəmiyyəti</w:t>
+        <w:t>Elm üçün əhəmiyyəti</w:t>
       </w:r>
     </w:p>
     <w:p>
       <w:pPr>
-        <w:spacing w:after="160" w:line="276" w:lineRule="auto"/>
+        <w:widowControl/>
       </w:pPr>
       <w:r>
-        <w:rPr>
-          <w:rFonts w:ascii="Calibri" w:hAnsi="Calibri" w:eastAsia="Calibri"/>
-          <w:b w:val="0"/>
-          <w:i w:val="0"/>
-          <w:sz w:val="22"/>
-        </w:rPr>
-        <w:t>Anesteziya zəruri cərrahi müdaxiləni ağrıdan ayırdı. Bu, daha ləng və diqqətli əməliyyatlara, sonralar isə döş və qarın boşluğunda əvvəllər ağlasığmaz sayılan müdaxilələrə imkan verdi. Beyin, ürək və tənəffüs sisteminin dərmanlara necə reaksiya verdiyini öyrənən yeni elm sahəsi də yarandı. Həkimlər düzgün doza verməyi, həyati göstəriciləri izləməyi və dərman təsirini geri çevirməyi öyrəndikcə təhlükəsizlik artdı.</w:t>
+        <w:t>Anesteziya zəruri cərrahi kəsiyi ağrıdan ayırdı. Daha yavaş və diqqətli əməliyyatlar, sonralar isə əvvəllər ağlasığmaz görünən döş qəfəsi və qarın boşluğu əməliyyatları mümkün oldu. Dərmanların beyinə, ürəyə və tənəffüsə təsirini öyrənən yeni elm sahəsi də yarandı. Həkimlər dozanı seçməyi, xəstənin vəziyyətini izləməyi və təsirləri geri çevirməyi öyrəndikcə təhlükəsizlik artdı.</w:t>
       </w:r>
     </w:p>
     <w:p>
       <w:pPr>
-        <w:keepNext/>
-        <w:spacing w:before="240" w:after="120"/>
+        <w:pStyle w:val="Heading1"/>
+        <w:widowControl/>
       </w:pPr>
       <w:r>
-        <w:rPr>
-          <w:rFonts w:ascii="Calibri" w:hAnsi="Calibri" w:eastAsia="Calibri"/>
-          <w:b/>
-          <w:i w:val="0"/>
-          <w:color w:val="004E8C"/>
-          <w:sz w:val="28"/>
-        </w:rPr>
         <w:t>Sonrakı inkişafa təsiri</w:t>
       </w:r>
     </w:p>
     <w:p>
       <w:pPr>
-        <w:spacing w:after="160" w:line="276" w:lineRule="auto"/>
+        <w:widowControl/>
       </w:pPr>
       <w:r>
-        <w:rPr>
-          <w:rFonts w:ascii="Calibri" w:hAnsi="Calibri" w:eastAsia="Calibri"/>
-          <w:b w:val="0"/>
-          <w:i w:val="0"/>
-          <w:sz w:val="22"/>
-        </w:rPr>
-        <w:t>Listerin antiseptika üsulları və sonrakı antibiotiklər uzun çəkən yeni əməliyyatları mənalı etdi. Anestezioloq adlı mütəxəssislər yetişdi. Yerli anestetiklər xəstəni yatırtmadan stomatoloji müdaxilələrə və kiçik əməliyyatlara imkan verdi. Reanimasiya və intensiv terapiya tənəffüslə qan dövranını dəstəkləmək üzrə eyni bacarıqlardan inkişaf etdi. Orqan transplantasiyası da bu ənənəyə əsaslanır.</w:t>
+        <w:t>Listerin antiseptik üsulları və sonralar antibiotiklər daha uzun əməliyyatların faydasını artırdı. Anestezioloq mütəxəssislər meydana çıxdı. Yerli keyidicilər diş müalicəsi və kiçik əməliyyatları xəstəni yatırtmadan aparmağa imkan verdi. Reanimasiya və intensiv terapiya da tənəffüsü və qan dövranını dəstəkləmək bacarığından inkişaf etdi. Orqan köçürülməsi cərrahiyyəsi bu inkişafdan asılıdır.</w:t>
       </w:r>
     </w:p>
     <w:p>
       <w:pPr>
-        <w:keepNext/>
-        <w:spacing w:before="240" w:after="120"/>
+        <w:pStyle w:val="Heading1"/>
+        <w:widowControl/>
       </w:pPr>
       <w:r>
-        <w:rPr>
-          <w:rFonts w:ascii="Calibri" w:hAnsi="Calibri" w:eastAsia="Calibri"/>
-          <w:b/>
-          <w:i w:val="0"/>
-          <w:color w:val="004E8C"/>
-          <w:sz w:val="28"/>
-        </w:rPr>
-        <w:t>İnsan həyatını necə dəyişdi?</w:t>
+        <w:t>İnsan həyatını necə dəyişib</w:t>
       </w:r>
     </w:p>
     <w:p>
       <w:pPr>
-        <w:spacing w:after="160" w:line="276" w:lineRule="auto"/>
+        <w:widowControl/>
       </w:pPr>
       <w:r>
-        <w:rPr>
-          <w:rFonts w:ascii="Calibri" w:hAnsi="Calibri" w:eastAsia="Calibri"/>
-          <w:b w:val="0"/>
-          <w:i w:val="0"/>
-          <w:sz w:val="22"/>
-        </w:rPr>
-        <w:t>İnsanlar yalnız ölüm ayağında deyil, xəstəliyin daha erkən mərhələsində əməliyyata müraciət edə bildilər. Doğuş daha az qorxulu oldu. Tibbin mədəni mənası dəyişdi: xəstəxana təkcə qışqırıq deyil, yuxuya gedib yenidən oyanmaq məkanına çevrildi. Anesteziya hələ də etimad və qorxu doğurur, lakin tibbdə insanın çəkdiyi ağrının ümumi səviyyəsini kəskin azaltdı.</w:t>
+        <w:t>İnsanlar yalnız ölüm həddinə çatanda deyil, daha erkən mərhələdə əməliyyat üçün müraciət edə bildilər. Doğuşun qorxusu azala bildi. Tibbin cəmiyyətdəki mənası dəyişdi: xəstəxana təkcə qışqırıq deyil, yuxuya getmək və yenidən oyanmaq yeri oldu. Anesteziya ilə bağlı həm etimad, həm qorxu qalır, lakin tibbi müdaxilələrin gətirdiyi insan əzabı kəskin azaldı.</w:t>
       </w:r>
     </w:p>
     <w:p>
       <w:pPr>
-        <w:keepNext/>
-        <w:spacing w:before="240" w:after="120"/>
+        <w:pStyle w:val="Heading1"/>
+        <w:widowControl/>
       </w:pPr>
       <w:r>
-        <w:rPr>
-          <w:rFonts w:ascii="Calibri" w:hAnsi="Calibri" w:eastAsia="Calibri"/>
-          <w:b/>
-          <w:i w:val="0"/>
-          <w:color w:val="004E8C"/>
-          <w:sz w:val="28"/>
-        </w:rPr>
         <w:t>Mənbələr və istinadlar</w:t>
       </w:r>
     </w:p>
     <w:p>
       <w:pPr>
-        <w:keepNext/>
-        <w:spacing w:before="240" w:after="120"/>
+        <w:pStyle w:val="Heading2"/>
+        <w:widowControl/>
       </w:pPr>
       <w:r>
         <w:rPr>
-          <w:rFonts w:ascii="Calibri" w:hAnsi="Calibri" w:eastAsia="Calibri"/>
-          <w:b/>
-          <w:i w:val="0"/>
-          <w:color w:val="004E8C"/>
-          <w:sz w:val="24"/>
+          <w:sz w:val="20"/>
         </w:rPr>
-        <w:t>C. Təşkilatların materialları və ensiklopedik mənbələr</w:t>
+        <w:t>C Qurumların materialları və ensiklopedik mənbələr</w:t>
       </w:r>
     </w:p>
     <w:p>
       <w:pPr>
-        <w:spacing w:after="80"/>
-        <w:ind w:left="360"/>
+        <w:widowControl/>
       </w:pPr>
       <w:r>
         <w:rPr>
-          <w:rFonts w:ascii="Calibri" w:hAnsi="Calibri" w:eastAsia="Calibri"/>
-          <w:b w:val="0"/>
-          <w:i w:val="0"/>
-          <w:sz w:val="22"/>
+          <w:sz w:val="20"/>
         </w:rPr>
-        <w:t>1. Encyclopaedia Britannica. “Anesthesia” (“Anesteziya”).</w:t>
-      </w:r>
-      <w:r>
-        <w:rPr>
-          <w:rFonts w:ascii="Calibri" w:hAnsi="Calibri" w:eastAsia="Calibri"/>
-          <w:b w:val="0"/>
-          <w:i w:val="0"/>
-          <w:sz w:val="22"/>
-        </w:rPr>
-        <w:t xml:space="preserve"> </w:t>
+        <w:t xml:space="preserve">1. Encyclopaedia Britannica. 'Anesthesia.' </w:t>
       </w:r>
       <w:hyperlink r:id="rId9">
         <w:r>
           <w:rPr>
-            <w:rFonts w:ascii="Calibri" w:hAnsi="Calibri" w:eastAsia="Calibri"/>
-            <w:b w:val="0"/>
-            <w:i w:val="0"/>
-            <w:sz w:val="22"/>
-            <w:color w:val="0563C1"/>
-            <w:u w:val="single"/>
+            <w:sz w:val="20"/>
           </w:rPr>
           <w:t>https://www.britannica.com/science/anesthesia</w:t>
         </w:r>
       </w:hyperlink>
+      <w:r>
+        <w:rPr>
+          <w:sz w:val="20"/>
+        </w:rPr>
+      </w:r>
     </w:p>
     <w:p>
       <w:pPr>
-        <w:spacing w:after="80"/>
-        <w:ind w:left="360"/>
+        <w:widowControl/>
       </w:pPr>
       <w:r>
         <w:rPr>
-          <w:rFonts w:ascii="Calibri" w:hAnsi="Calibri" w:eastAsia="Calibri"/>
-          <w:b w:val="0"/>
-          <w:i w:val="0"/>
-          <w:sz w:val="22"/>
+          <w:sz w:val="20"/>
         </w:rPr>
-        <w:t>2. Science Museum (London). “Anaesthesia and pain relief” (“Anesteziya və ağrının azaldılması”).</w:t>
-      </w:r>
-      <w:r>
-        <w:rPr>
-          <w:rFonts w:ascii="Calibri" w:hAnsi="Calibri" w:eastAsia="Calibri"/>
-          <w:b w:val="0"/>
-          <w:i w:val="0"/>
-          <w:sz w:val="22"/>
-        </w:rPr>
-        <w:t xml:space="preserve"> </w:t>
+        <w:t xml:space="preserve">2. Science Museum (London). 'Anaesthesia and pain relief.' </w:t>
       </w:r>
       <w:hyperlink r:id="rId10">
         <w:r>
           <w:rPr>
-            <w:rFonts w:ascii="Calibri" w:hAnsi="Calibri" w:eastAsia="Calibri"/>
-            <w:b w:val="0"/>
-            <w:i w:val="0"/>
-            <w:sz w:val="22"/>
-            <w:color w:val="0563C1"/>
-            <w:u w:val="single"/>
+            <w:sz w:val="20"/>
           </w:rPr>
           <w:t>https://www.sciencemuseum.org.uk/objects-and-stories/medicine/anaesthesia-and-pain-relief</w:t>
         </w:r>
       </w:hyperlink>
-    </w:p>
-    <w:p>
-      <w:pPr>
-        <w:keepNext/>
-        <w:spacing w:before="240" w:after="120"/>
-      </w:pPr>
       <w:r>
         <w:rPr>
-          <w:rFonts w:ascii="Calibri" w:hAnsi="Calibri" w:eastAsia="Calibri"/>
-          <w:b/>
-          <w:i w:val="0"/>
-          <w:color w:val="004E8C"/>
-          <w:sz w:val="24"/>
+          <w:sz w:val="20"/>
         </w:rPr>
-        <w:t>D. Muzey, arxiv və kitabxana materialları</w:t>
       </w:r>
     </w:p>
     <w:p>
       <w:pPr>
-        <w:spacing w:after="80"/>
-        <w:ind w:left="360"/>
+        <w:pStyle w:val="Heading2"/>
+        <w:widowControl/>
       </w:pPr>
       <w:r>
         <w:rPr>
-          <w:rFonts w:ascii="Calibri" w:hAnsi="Calibri" w:eastAsia="Calibri"/>
-          <w:b w:val="0"/>
-          <w:i w:val="0"/>
-          <w:sz w:val="22"/>
+          <w:sz w:val="20"/>
         </w:rPr>
-        <w:t>1. Wood Library-Museum of Anesthesiology.</w:t>
+        <w:t>D Muzey arxiv və kitabxana materialları</w:t>
       </w:r>
+    </w:p>
+    <w:p>
+      <w:pPr>
+        <w:widowControl/>
+      </w:pPr>
       <w:r>
         <w:rPr>
-          <w:rFonts w:ascii="Calibri" w:hAnsi="Calibri" w:eastAsia="Calibri"/>
-          <w:b w:val="0"/>
-          <w:i w:val="0"/>
-          <w:sz w:val="22"/>
+          <w:sz w:val="20"/>
         </w:rPr>
-        <w:t xml:space="preserve"> </w:t>
+        <w:t xml:space="preserve">1. Wood Library-Museum of Anesthesiology. </w:t>
       </w:r>
       <w:hyperlink r:id="rId11">
         <w:r>
           <w:rPr>
-            <w:rFonts w:ascii="Calibri" w:hAnsi="Calibri" w:eastAsia="Calibri"/>
-            <w:b w:val="0"/>
-            <w:i w:val="0"/>
-            <w:sz w:val="22"/>
-            <w:color w:val="0563C1"/>
-            <w:u w:val="single"/>
+            <w:sz w:val="20"/>
           </w:rPr>
           <w:t>https://www.woodlibrarymuseum.org/</w:t>
         </w:r>
       </w:hyperlink>
+      <w:r>
+        <w:rPr>
+          <w:sz w:val="20"/>
+        </w:rPr>
+      </w:r>
     </w:p>
     <w:p>
       <w:pPr>
-        <w:spacing w:after="80"/>
-        <w:ind w:left="360"/>
+        <w:widowControl/>
       </w:pPr>
       <w:r>
         <w:rPr>
-          <w:rFonts w:ascii="Calibri" w:hAnsi="Calibri" w:eastAsia="Calibri"/>
-          <w:b w:val="0"/>
-          <w:i w:val="0"/>
-          <w:sz w:val="22"/>
+          <w:sz w:val="20"/>
         </w:rPr>
-        <w:t>2. Wellcome Collection. Anesteziyanın tarixinə dair kolleksiyalar.</w:t>
-      </w:r>
-      <w:r>
-        <w:rPr>
-          <w:rFonts w:ascii="Calibri" w:hAnsi="Calibri" w:eastAsia="Calibri"/>
-          <w:b w:val="0"/>
-          <w:i w:val="0"/>
-          <w:sz w:val="22"/>
-        </w:rPr>
-        <w:t xml:space="preserve"> </w:t>
+        <w:t xml:space="preserve">2. Wellcome Collection. History of anaesthesia collections. </w:t>
       </w:r>
       <w:hyperlink r:id="rId12">
         <w:r>
           <w:rPr>
-            <w:rFonts w:ascii="Calibri" w:hAnsi="Calibri" w:eastAsia="Calibri"/>
-            <w:b w:val="0"/>
-            <w:i w:val="0"/>
-            <w:sz w:val="22"/>
-            <w:color w:val="0563C1"/>
-            <w:u w:val="single"/>
+            <w:sz w:val="20"/>
           </w:rPr>
           <w:t>https://wellcomecollection.org/</w:t>
         </w:r>
       </w:hyperlink>
+      <w:r>
+        <w:rPr>
+          <w:sz w:val="20"/>
+        </w:rPr>
+      </w:r>
     </w:p>
     <w:sectPr>
-      <w:pgSz w:w="12240" w:h="15840"/>
-      <w:pgMar w:top="1296" w:right="1440" w:bottom="1296" w:left="1440" w:header="720" w:footer="720" w:gutter="0"/>
+      <w:footerReference w:type="default" r:id="rId13"/>
+      <w:pgSz w:w="11906" w:h="16838"/>
+      <w:pgMar w:top="1020" w:right="1134" w:bottom="1020" w:left="1134" w:header="720" w:footer="720" w:gutter="0"/>
       <w:cols w:space="720"/>
       <w:docGrid w:linePitch="360"/>
     </w:sectPr>
   </w:body>
 </w:document>
+</file>
+
+<file path=word/footer1.xml><?xml version="1.0" encoding="utf-8"?>
+<w:ftr xmlns:m="http://schemas.openxmlformats.org/officeDocument/2006/math" xmlns:mc="http://schemas.openxmlformats.org/markup-compatibility/2006" xmlns:mo="http://schemas.microsoft.com/office/mac/office/2008/main" xmlns:mv="urn:schemas-microsoft-com:mac:vml" xmlns:o="urn:schemas-microsoft-com:office:office" xmlns:r="http://schemas.openxmlformats.org/officeDocument/2006/relationships" xmlns:v="urn:schemas-microsoft-com:vml" xmlns:w10="urn:schemas-microsoft-com:office:word" xmlns:w14="http://schemas.microsoft.com/office/word/2010/wordml" xmlns:w="http://schemas.openxmlformats.org/wordprocessingml/2006/main" xmlns:wne="http://schemas.microsoft.com/office/word/2006/wordml" xmlns:wp14="http://schemas.microsoft.com/office/word/2010/wordprocessingDrawing" xmlns:wp="http://schemas.openxmlformats.org/drawingml/2006/wordprocessingDrawing" xmlns:wpc="http://schemas.microsoft.com/office/word/2010/wordprocessingCanvas" xmlns:wpg="http://schemas.microsoft.com/office/word/2010/wordprocessingGroup" xmlns:wpi="http://schemas.microsoft.com/office/word/2010/wordprocessingInk" xmlns:wps="http://schemas.microsoft.com/office/word/2010/wordprocessingShape" mc:Ignorable="w14 wp14">
+  <w:p>
+    <w:pPr>
+      <w:pStyle w:val="Footer"/>
+      <w:jc w:val="right"/>
+    </w:pPr>
+    <w:fldSimple w:instr="PAGE"/>
+  </w:p>
+</w:ftr>
 </file>
 
 <file path=word/numbering.xml><?xml version="1.0" encoding="utf-8"?>
@@ -741,7 +559,7 @@
   <w:docDefaults>
     <w:rPrDefault>
       <w:rPr>
-        <w:rFonts w:asciiTheme="minorHAnsi" w:eastAsiaTheme="minorEastAsia" w:hAnsiTheme="minorHAnsi" w:cstheme="minorBidi"/>
+        <w:rFonts/>
         <w:sz w:val="22"/>
         <w:szCs w:val="22"/>
         <w:lang w:val="en-US" w:eastAsia="en-US" w:bidi="ar-SA"/>
@@ -896,6 +714,15 @@
     <w:name w:val="Normal"/>
     <w:qFormat/>
     <w:rsid w:val="00FC693F"/>
+    <w:pPr>
+      <w:spacing w:after="120" w:line="259" w:lineRule="auto"/>
+    </w:pPr>
+    <w:rPr>
+      <w:rFonts w:ascii="Times New Roman" w:hAnsi="Times New Roman"/>
+      <w:color w:val="000000"/>
+      <w:sz w:val="24"/>
+      <w:lang w:val="az-Latn-AZ"/>
+    </w:rPr>
   </w:style>
   <w:style w:type="paragraph" w:styleId="Header">
     <w:name w:val="header"/>
@@ -952,16 +779,17 @@
     <w:pPr>
       <w:keepNext/>
       <w:keepLines/>
-      <w:spacing w:before="480" w:after="0"/>
+      <w:spacing w:before="480" w:after="120" w:line="259" w:lineRule="auto"/>
       <w:outlineLvl w:val="0"/>
     </w:pPr>
     <w:rPr>
-      <w:rFonts w:asciiTheme="majorHAnsi" w:eastAsiaTheme="majorEastAsia" w:hAnsiTheme="majorHAnsi" w:cstheme="majorBidi"/>
+      <w:rFonts w:ascii="Times New Roman" w:hAnsi="Times New Roman"/>
       <w:b/>
       <w:bCs/>
-      <w:color w:val="365F91" w:themeColor="accent1" w:themeShade="BF"/>
-      <w:sz w:val="28"/>
+      <w:color w:val="000000"/>
+      <w:sz w:val="26"/>
       <w:szCs w:val="28"/>
+      <w:lang w:val="az-Latn-AZ"/>
     </w:rPr>
   </w:style>
   <w:style w:type="paragraph" w:styleId="Heading2">
@@ -976,16 +804,17 @@
     <w:pPr>
       <w:keepNext/>
       <w:keepLines/>
-      <w:spacing w:before="200" w:after="0"/>
+      <w:spacing w:before="200" w:after="120" w:line="259" w:lineRule="auto"/>
       <w:outlineLvl w:val="1"/>
     </w:pPr>
     <w:rPr>
-      <w:rFonts w:asciiTheme="majorHAnsi" w:eastAsiaTheme="majorEastAsia" w:hAnsiTheme="majorHAnsi" w:cstheme="majorBidi"/>
+      <w:rFonts w:ascii="Times New Roman" w:hAnsi="Times New Roman"/>
       <w:b/>
       <w:bCs/>
-      <w:color w:val="4F81BD" w:themeColor="accent1"/>
+      <w:color w:val="000000"/>
       <w:sz w:val="26"/>
       <w:szCs w:val="26"/>
+      <w:lang w:val="az-Latn-AZ"/>
     </w:rPr>
   </w:style>
   <w:style w:type="paragraph" w:styleId="Heading3">
@@ -1004,7 +833,7 @@
       <w:outlineLvl w:val="2"/>
     </w:pPr>
     <w:rPr>
-      <w:rFonts w:asciiTheme="majorHAnsi" w:eastAsiaTheme="majorEastAsia" w:hAnsiTheme="majorHAnsi" w:cstheme="majorBidi"/>
+      <w:rFonts/>
       <w:b/>
       <w:bCs/>
       <w:color w:val="4F81BD" w:themeColor="accent1"/>
@@ -1027,7 +856,7 @@
       <w:outlineLvl w:val="3"/>
     </w:pPr>
     <w:rPr>
-      <w:rFonts w:asciiTheme="majorHAnsi" w:eastAsiaTheme="majorEastAsia" w:hAnsiTheme="majorHAnsi" w:cstheme="majorBidi"/>
+      <w:rFonts/>
       <w:b/>
       <w:bCs/>
       <w:i/>
@@ -1052,7 +881,7 @@
       <w:outlineLvl w:val="4"/>
     </w:pPr>
     <w:rPr>
-      <w:rFonts w:asciiTheme="majorHAnsi" w:eastAsiaTheme="majorEastAsia" w:hAnsiTheme="majorHAnsi" w:cstheme="majorBidi"/>
+      <w:rFonts/>
       <w:color w:val="243F60" w:themeColor="accent1" w:themeShade="7F"/>
     </w:rPr>
   </w:style>
@@ -1073,7 +902,7 @@
       <w:outlineLvl w:val="5"/>
     </w:pPr>
     <w:rPr>
-      <w:rFonts w:asciiTheme="majorHAnsi" w:eastAsiaTheme="majorEastAsia" w:hAnsiTheme="majorHAnsi" w:cstheme="majorBidi"/>
+      <w:rFonts/>
       <w:i/>
       <w:iCs/>
       <w:color w:val="243F60" w:themeColor="accent1" w:themeShade="7F"/>
@@ -1096,7 +925,7 @@
       <w:outlineLvl w:val="6"/>
     </w:pPr>
     <w:rPr>
-      <w:rFonts w:asciiTheme="majorHAnsi" w:eastAsiaTheme="majorEastAsia" w:hAnsiTheme="majorHAnsi" w:cstheme="majorBidi"/>
+      <w:rFonts/>
       <w:i/>
       <w:iCs/>
       <w:color w:val="404040" w:themeColor="text1" w:themeTint="BF"/>
@@ -1119,7 +948,7 @@
       <w:outlineLvl w:val="7"/>
     </w:pPr>
     <w:rPr>
-      <w:rFonts w:asciiTheme="majorHAnsi" w:eastAsiaTheme="majorEastAsia" w:hAnsiTheme="majorHAnsi" w:cstheme="majorBidi"/>
+      <w:rFonts/>
       <w:color w:val="4F81BD" w:themeColor="accent1"/>
       <w:sz w:val="20"/>
       <w:szCs w:val="20"/>
@@ -1142,7 +971,7 @@
       <w:outlineLvl w:val="8"/>
     </w:pPr>
     <w:rPr>
-      <w:rFonts w:asciiTheme="majorHAnsi" w:eastAsiaTheme="majorEastAsia" w:hAnsiTheme="majorHAnsi" w:cstheme="majorBidi"/>
+      <w:rFonts/>
       <w:i/>
       <w:iCs/>
       <w:color w:val="404040" w:themeColor="text1" w:themeTint="BF"/>
@@ -1193,7 +1022,7 @@
     <w:uiPriority w:val="9"/>
     <w:rsid w:val="00FC693F"/>
     <w:rPr>
-      <w:rFonts w:asciiTheme="majorHAnsi" w:eastAsiaTheme="majorEastAsia" w:hAnsiTheme="majorHAnsi" w:cstheme="majorBidi"/>
+      <w:rFonts/>
       <w:b/>
       <w:bCs/>
       <w:color w:val="365F91" w:themeColor="accent1" w:themeShade="BF"/>
@@ -1208,7 +1037,7 @@
     <w:uiPriority w:val="9"/>
     <w:rsid w:val="00FC693F"/>
     <w:rPr>
-      <w:rFonts w:asciiTheme="majorHAnsi" w:eastAsiaTheme="majorEastAsia" w:hAnsiTheme="majorHAnsi" w:cstheme="majorBidi"/>
+      <w:rFonts/>
       <w:b/>
       <w:bCs/>
       <w:color w:val="4F81BD" w:themeColor="accent1"/>
@@ -1223,7 +1052,7 @@
     <w:uiPriority w:val="9"/>
     <w:rsid w:val="00FC693F"/>
     <w:rPr>
-      <w:rFonts w:asciiTheme="majorHAnsi" w:eastAsiaTheme="majorEastAsia" w:hAnsiTheme="majorHAnsi" w:cstheme="majorBidi"/>
+      <w:rFonts/>
       <w:b/>
       <w:bCs/>
       <w:color w:val="4F81BD" w:themeColor="accent1"/>
@@ -1238,19 +1067,17 @@
     <w:qFormat/>
     <w:rsid w:val="00FC693F"/>
     <w:pPr>
-      <w:pBdr>
-        <w:bottom w:val="single" w:sz="8" w:space="4" w:color="4F81BD" w:themeColor="accent1"/>
-      </w:pBdr>
-      <w:spacing w:after="300" w:line="240" w:lineRule="auto"/>
+      <w:spacing w:after="120" w:line="259" w:lineRule="auto"/>
       <w:contextualSpacing/>
     </w:pPr>
     <w:rPr>
-      <w:rFonts w:asciiTheme="majorHAnsi" w:eastAsiaTheme="majorEastAsia" w:hAnsiTheme="majorHAnsi" w:cstheme="majorBidi"/>
-      <w:color w:val="17365D" w:themeColor="text2" w:themeShade="BF"/>
+      <w:rFonts w:ascii="Times New Roman" w:hAnsi="Times New Roman"/>
+      <w:color w:val="000000"/>
       <w:spacing w:val="5"/>
       <w:kern w:val="28"/>
-      <w:sz w:val="52"/>
+      <w:sz w:val="40"/>
       <w:szCs w:val="52"/>
+      <w:lang w:val="az-Latn-AZ"/>
     </w:rPr>
   </w:style>
   <w:style w:type="character" w:customStyle="1" w:styleId="TitleChar">
@@ -1260,7 +1087,7 @@
     <w:uiPriority w:val="10"/>
     <w:rsid w:val="00FC693F"/>
     <w:rPr>
-      <w:rFonts w:asciiTheme="majorHAnsi" w:eastAsiaTheme="majorEastAsia" w:hAnsiTheme="majorHAnsi" w:cstheme="majorBidi"/>
+      <w:rFonts/>
       <w:color w:val="17365D" w:themeColor="text2" w:themeShade="BF"/>
       <w:spacing w:val="5"/>
       <w:kern w:val="28"/>
@@ -1282,7 +1109,7 @@
       </w:numPr>
     </w:pPr>
     <w:rPr>
-      <w:rFonts w:asciiTheme="majorHAnsi" w:eastAsiaTheme="majorEastAsia" w:hAnsiTheme="majorHAnsi" w:cstheme="majorBidi"/>
+      <w:rFonts/>
       <w:i/>
       <w:iCs/>
       <w:color w:val="4F81BD" w:themeColor="accent1"/>
@@ -1298,7 +1125,7 @@
     <w:uiPriority w:val="11"/>
     <w:rsid w:val="00FC693F"/>
     <w:rPr>
-      <w:rFonts w:asciiTheme="majorHAnsi" w:eastAsiaTheme="majorEastAsia" w:hAnsiTheme="majorHAnsi" w:cstheme="majorBidi"/>
+      <w:rFonts/>
       <w:i/>
       <w:iCs/>
       <w:color w:val="4F81BD" w:themeColor="accent1"/>
@@ -1423,8 +1250,15 @@
       <w:numPr>
         <w:numId w:val="1"/>
       </w:numPr>
+      <w:spacing w:after="120" w:line="259" w:lineRule="auto"/>
       <w:contextualSpacing/>
     </w:pPr>
+    <w:rPr>
+      <w:rFonts w:ascii="Times New Roman" w:hAnsi="Times New Roman"/>
+      <w:color w:val="000000"/>
+      <w:sz w:val="24"/>
+      <w:lang w:val="az-Latn-AZ"/>
+    </w:rPr>
   </w:style>
   <w:style w:type="paragraph" w:styleId="ListBullet2">
     <w:name w:val="List Bullet 2"/>
@@ -1596,7 +1430,7 @@
     <w:semiHidden/>
     <w:rsid w:val="00FC693F"/>
     <w:rPr>
-      <w:rFonts w:asciiTheme="majorHAnsi" w:eastAsiaTheme="majorEastAsia" w:hAnsiTheme="majorHAnsi" w:cstheme="majorBidi"/>
+      <w:rFonts/>
       <w:b/>
       <w:bCs/>
       <w:i/>
@@ -1612,7 +1446,7 @@
     <w:semiHidden/>
     <w:rsid w:val="00FC693F"/>
     <w:rPr>
-      <w:rFonts w:asciiTheme="majorHAnsi" w:eastAsiaTheme="majorEastAsia" w:hAnsiTheme="majorHAnsi" w:cstheme="majorBidi"/>
+      <w:rFonts/>
       <w:color w:val="243F60" w:themeColor="accent1" w:themeShade="7F"/>
     </w:rPr>
   </w:style>
@@ -1624,7 +1458,7 @@
     <w:semiHidden/>
     <w:rsid w:val="00FC693F"/>
     <w:rPr>
-      <w:rFonts w:asciiTheme="majorHAnsi" w:eastAsiaTheme="majorEastAsia" w:hAnsiTheme="majorHAnsi" w:cstheme="majorBidi"/>
+      <w:rFonts/>
       <w:i/>
       <w:iCs/>
       <w:color w:val="243F60" w:themeColor="accent1" w:themeShade="7F"/>
@@ -1638,7 +1472,7 @@
     <w:semiHidden/>
     <w:rsid w:val="00FC693F"/>
     <w:rPr>
-      <w:rFonts w:asciiTheme="majorHAnsi" w:eastAsiaTheme="majorEastAsia" w:hAnsiTheme="majorHAnsi" w:cstheme="majorBidi"/>
+      <w:rFonts/>
       <w:i/>
       <w:iCs/>
       <w:color w:val="404040" w:themeColor="text1" w:themeTint="BF"/>
@@ -1652,7 +1486,7 @@
     <w:semiHidden/>
     <w:rsid w:val="00FC693F"/>
     <w:rPr>
-      <w:rFonts w:asciiTheme="majorHAnsi" w:eastAsiaTheme="majorEastAsia" w:hAnsiTheme="majorHAnsi" w:cstheme="majorBidi"/>
+      <w:rFonts/>
       <w:color w:val="4F81BD" w:themeColor="accent1"/>
       <w:sz w:val="20"/>
       <w:szCs w:val="20"/>
@@ -1666,7 +1500,7 @@
     <w:semiHidden/>
     <w:rsid w:val="00FC693F"/>
     <w:rPr>
-      <w:rFonts w:asciiTheme="majorHAnsi" w:eastAsiaTheme="majorEastAsia" w:hAnsiTheme="majorHAnsi" w:cstheme="majorBidi"/>
+      <w:rFonts/>
       <w:i/>
       <w:iCs/>
       <w:color w:val="404040" w:themeColor="text1" w:themeTint="BF"/>
@@ -1725,9 +1559,6 @@
     <w:qFormat/>
     <w:rsid w:val="00FC693F"/>
     <w:pPr>
-      <w:pBdr>
-        <w:bottom w:val="single" w:sz="4" w:space="4" w:color="4F81BD" w:themeColor="accent1"/>
-      </w:pBdr>
       <w:spacing w:before="200" w:after="280"/>
       <w:ind w:left="936" w:right="936"/>
     </w:pPr>
@@ -3255,7 +3086,7 @@
         <w:spacing w:before="0" w:after="0" w:line="240" w:lineRule="auto"/>
       </w:pPr>
       <w:rPr>
-        <w:rFonts w:asciiTheme="majorHAnsi" w:eastAsiaTheme="majorEastAsia" w:hAnsiTheme="majorHAnsi" w:cstheme="majorBidi"/>
+        <w:rFonts/>
         <w:b/>
         <w:bCs/>
       </w:rPr>
@@ -3276,7 +3107,7 @@
         <w:spacing w:before="0" w:after="0" w:line="240" w:lineRule="auto"/>
       </w:pPr>
       <w:rPr>
-        <w:rFonts w:asciiTheme="majorHAnsi" w:eastAsiaTheme="majorEastAsia" w:hAnsiTheme="majorHAnsi" w:cstheme="majorBidi"/>
+        <w:rFonts/>
         <w:b/>
         <w:bCs/>
       </w:rPr>
@@ -3294,14 +3125,14 @@
     </w:tblStylePr>
     <w:tblStylePr w:type="firstCol">
       <w:rPr>
-        <w:rFonts w:asciiTheme="majorHAnsi" w:eastAsiaTheme="majorEastAsia" w:hAnsiTheme="majorHAnsi" w:cstheme="majorBidi"/>
+        <w:rFonts/>
         <w:b/>
         <w:bCs/>
       </w:rPr>
     </w:tblStylePr>
     <w:tblStylePr w:type="lastCol">
       <w:rPr>
-        <w:rFonts w:asciiTheme="majorHAnsi" w:eastAsiaTheme="majorEastAsia" w:hAnsiTheme="majorHAnsi" w:cstheme="majorBidi"/>
+        <w:rFonts/>
         <w:b/>
         <w:bCs/>
       </w:rPr>
@@ -3385,7 +3216,7 @@
         <w:spacing w:before="0" w:after="0" w:line="240" w:lineRule="auto"/>
       </w:pPr>
       <w:rPr>
-        <w:rFonts w:asciiTheme="majorHAnsi" w:eastAsiaTheme="majorEastAsia" w:hAnsiTheme="majorHAnsi" w:cstheme="majorBidi"/>
+        <w:rFonts/>
         <w:b/>
         <w:bCs/>
       </w:rPr>
@@ -3406,7 +3237,7 @@
         <w:spacing w:before="0" w:after="0" w:line="240" w:lineRule="auto"/>
       </w:pPr>
       <w:rPr>
-        <w:rFonts w:asciiTheme="majorHAnsi" w:eastAsiaTheme="majorEastAsia" w:hAnsiTheme="majorHAnsi" w:cstheme="majorBidi"/>
+        <w:rFonts/>
         <w:b/>
         <w:bCs/>
       </w:rPr>
@@ -3424,14 +3255,14 @@
     </w:tblStylePr>
     <w:tblStylePr w:type="firstCol">
       <w:rPr>
-        <w:rFonts w:asciiTheme="majorHAnsi" w:eastAsiaTheme="majorEastAsia" w:hAnsiTheme="majorHAnsi" w:cstheme="majorBidi"/>
+        <w:rFonts/>
         <w:b/>
         <w:bCs/>
       </w:rPr>
     </w:tblStylePr>
     <w:tblStylePr w:type="lastCol">
       <w:rPr>
-        <w:rFonts w:asciiTheme="majorHAnsi" w:eastAsiaTheme="majorEastAsia" w:hAnsiTheme="majorHAnsi" w:cstheme="majorBidi"/>
+        <w:rFonts/>
         <w:b/>
         <w:bCs/>
       </w:rPr>
@@ -3515,7 +3346,7 @@
         <w:spacing w:before="0" w:after="0" w:line="240" w:lineRule="auto"/>
       </w:pPr>
       <w:rPr>
-        <w:rFonts w:asciiTheme="majorHAnsi" w:eastAsiaTheme="majorEastAsia" w:hAnsiTheme="majorHAnsi" w:cstheme="majorBidi"/>
+        <w:rFonts/>
         <w:b/>
         <w:bCs/>
       </w:rPr>
@@ -3536,7 +3367,7 @@
         <w:spacing w:before="0" w:after="0" w:line="240" w:lineRule="auto"/>
       </w:pPr>
       <w:rPr>
-        <w:rFonts w:asciiTheme="majorHAnsi" w:eastAsiaTheme="majorEastAsia" w:hAnsiTheme="majorHAnsi" w:cstheme="majorBidi"/>
+        <w:rFonts/>
         <w:b/>
         <w:bCs/>
       </w:rPr>
@@ -3554,14 +3385,14 @@
     </w:tblStylePr>
     <w:tblStylePr w:type="firstCol">
       <w:rPr>
-        <w:rFonts w:asciiTheme="majorHAnsi" w:eastAsiaTheme="majorEastAsia" w:hAnsiTheme="majorHAnsi" w:cstheme="majorBidi"/>
+        <w:rFonts/>
         <w:b/>
         <w:bCs/>
       </w:rPr>
     </w:tblStylePr>
     <w:tblStylePr w:type="lastCol">
       <w:rPr>
-        <w:rFonts w:asciiTheme="majorHAnsi" w:eastAsiaTheme="majorEastAsia" w:hAnsiTheme="majorHAnsi" w:cstheme="majorBidi"/>
+        <w:rFonts/>
         <w:b/>
         <w:bCs/>
       </w:rPr>
@@ -3645,7 +3476,7 @@
         <w:spacing w:before="0" w:after="0" w:line="240" w:lineRule="auto"/>
       </w:pPr>
       <w:rPr>
-        <w:rFonts w:asciiTheme="majorHAnsi" w:eastAsiaTheme="majorEastAsia" w:hAnsiTheme="majorHAnsi" w:cstheme="majorBidi"/>
+        <w:rFonts/>
         <w:b/>
         <w:bCs/>
       </w:rPr>
@@ -3666,7 +3497,7 @@
         <w:spacing w:before="0" w:after="0" w:line="240" w:lineRule="auto"/>
       </w:pPr>
       <w:rPr>
-        <w:rFonts w:asciiTheme="majorHAnsi" w:eastAsiaTheme="majorEastAsia" w:hAnsiTheme="majorHAnsi" w:cstheme="majorBidi"/>
+        <w:rFonts/>
         <w:b/>
         <w:bCs/>
       </w:rPr>
@@ -3684,14 +3515,14 @@
     </w:tblStylePr>
     <w:tblStylePr w:type="firstCol">
       <w:rPr>
-        <w:rFonts w:asciiTheme="majorHAnsi" w:eastAsiaTheme="majorEastAsia" w:hAnsiTheme="majorHAnsi" w:cstheme="majorBidi"/>
+        <w:rFonts/>
         <w:b/>
         <w:bCs/>
       </w:rPr>
     </w:tblStylePr>
     <w:tblStylePr w:type="lastCol">
       <w:rPr>
-        <w:rFonts w:asciiTheme="majorHAnsi" w:eastAsiaTheme="majorEastAsia" w:hAnsiTheme="majorHAnsi" w:cstheme="majorBidi"/>
+        <w:rFonts/>
         <w:b/>
         <w:bCs/>
       </w:rPr>
@@ -3775,7 +3606,7 @@
         <w:spacing w:before="0" w:after="0" w:line="240" w:lineRule="auto"/>
       </w:pPr>
       <w:rPr>
-        <w:rFonts w:asciiTheme="majorHAnsi" w:eastAsiaTheme="majorEastAsia" w:hAnsiTheme="majorHAnsi" w:cstheme="majorBidi"/>
+        <w:rFonts/>
         <w:b/>
         <w:bCs/>
       </w:rPr>
@@ -3796,7 +3627,7 @@
         <w:spacing w:before="0" w:after="0" w:line="240" w:lineRule="auto"/>
       </w:pPr>
       <w:rPr>
-        <w:rFonts w:asciiTheme="majorHAnsi" w:eastAsiaTheme="majorEastAsia" w:hAnsiTheme="majorHAnsi" w:cstheme="majorBidi"/>
+        <w:rFonts/>
         <w:b/>
         <w:bCs/>
       </w:rPr>
@@ -3814,14 +3645,14 @@
     </w:tblStylePr>
     <w:tblStylePr w:type="firstCol">
       <w:rPr>
-        <w:rFonts w:asciiTheme="majorHAnsi" w:eastAsiaTheme="majorEastAsia" w:hAnsiTheme="majorHAnsi" w:cstheme="majorBidi"/>
+        <w:rFonts/>
         <w:b/>
         <w:bCs/>
       </w:rPr>
     </w:tblStylePr>
     <w:tblStylePr w:type="lastCol">
       <w:rPr>
-        <w:rFonts w:asciiTheme="majorHAnsi" w:eastAsiaTheme="majorEastAsia" w:hAnsiTheme="majorHAnsi" w:cstheme="majorBidi"/>
+        <w:rFonts/>
         <w:b/>
         <w:bCs/>
       </w:rPr>
@@ -3905,7 +3736,7 @@
         <w:spacing w:before="0" w:after="0" w:line="240" w:lineRule="auto"/>
       </w:pPr>
       <w:rPr>
-        <w:rFonts w:asciiTheme="majorHAnsi" w:eastAsiaTheme="majorEastAsia" w:hAnsiTheme="majorHAnsi" w:cstheme="majorBidi"/>
+        <w:rFonts/>
         <w:b/>
         <w:bCs/>
       </w:rPr>
@@ -3926,7 +3757,7 @@
         <w:spacing w:before="0" w:after="0" w:line="240" w:lineRule="auto"/>
       </w:pPr>
       <w:rPr>
-        <w:rFonts w:asciiTheme="majorHAnsi" w:eastAsiaTheme="majorEastAsia" w:hAnsiTheme="majorHAnsi" w:cstheme="majorBidi"/>
+        <w:rFonts/>
         <w:b/>
         <w:bCs/>
       </w:rPr>
@@ -3944,14 +3775,14 @@
     </w:tblStylePr>
     <w:tblStylePr w:type="firstCol">
       <w:rPr>
-        <w:rFonts w:asciiTheme="majorHAnsi" w:eastAsiaTheme="majorEastAsia" w:hAnsiTheme="majorHAnsi" w:cstheme="majorBidi"/>
+        <w:rFonts/>
         <w:b/>
         <w:bCs/>
       </w:rPr>
     </w:tblStylePr>
     <w:tblStylePr w:type="lastCol">
       <w:rPr>
-        <w:rFonts w:asciiTheme="majorHAnsi" w:eastAsiaTheme="majorEastAsia" w:hAnsiTheme="majorHAnsi" w:cstheme="majorBidi"/>
+        <w:rFonts/>
         <w:b/>
         <w:bCs/>
       </w:rPr>
@@ -4035,7 +3866,7 @@
         <w:spacing w:before="0" w:after="0" w:line="240" w:lineRule="auto"/>
       </w:pPr>
       <w:rPr>
-        <w:rFonts w:asciiTheme="majorHAnsi" w:eastAsiaTheme="majorEastAsia" w:hAnsiTheme="majorHAnsi" w:cstheme="majorBidi"/>
+        <w:rFonts/>
         <w:b/>
         <w:bCs/>
       </w:rPr>
@@ -4056,7 +3887,7 @@
         <w:spacing w:before="0" w:after="0" w:line="240" w:lineRule="auto"/>
       </w:pPr>
       <w:rPr>
-        <w:rFonts w:asciiTheme="majorHAnsi" w:eastAsiaTheme="majorEastAsia" w:hAnsiTheme="majorHAnsi" w:cstheme="majorBidi"/>
+        <w:rFonts/>
         <w:b/>
         <w:bCs/>
       </w:rPr>
@@ -4074,14 +3905,14 @@
     </w:tblStylePr>
     <w:tblStylePr w:type="firstCol">
       <w:rPr>
-        <w:rFonts w:asciiTheme="majorHAnsi" w:eastAsiaTheme="majorEastAsia" w:hAnsiTheme="majorHAnsi" w:cstheme="majorBidi"/>
+        <w:rFonts/>
         <w:b/>
         <w:bCs/>
       </w:rPr>
     </w:tblStylePr>
     <w:tblStylePr w:type="lastCol">
       <w:rPr>
-        <w:rFonts w:asciiTheme="majorHAnsi" w:eastAsiaTheme="majorEastAsia" w:hAnsiTheme="majorHAnsi" w:cstheme="majorBidi"/>
+        <w:rFonts/>
         <w:b/>
         <w:bCs/>
       </w:rPr>
@@ -5946,7 +5777,7 @@
     </w:tblPr>
     <w:tblStylePr w:type="firstRow">
       <w:rPr>
-        <w:rFonts w:asciiTheme="majorHAnsi" w:eastAsiaTheme="majorEastAsia" w:hAnsiTheme="majorHAnsi" w:cstheme="majorBidi"/>
+        <w:rFonts/>
       </w:rPr>
       <w:tblPr/>
       <w:tcPr>
@@ -6030,7 +5861,7 @@
     </w:tblPr>
     <w:tblStylePr w:type="firstRow">
       <w:rPr>
-        <w:rFonts w:asciiTheme="majorHAnsi" w:eastAsiaTheme="majorEastAsia" w:hAnsiTheme="majorHAnsi" w:cstheme="majorBidi"/>
+        <w:rFonts/>
       </w:rPr>
       <w:tblPr/>
       <w:tcPr>
@@ -6114,7 +5945,7 @@
     </w:tblPr>
     <w:tblStylePr w:type="firstRow">
       <w:rPr>
-        <w:rFonts w:asciiTheme="majorHAnsi" w:eastAsiaTheme="majorEastAsia" w:hAnsiTheme="majorHAnsi" w:cstheme="majorBidi"/>
+        <w:rFonts/>
       </w:rPr>
       <w:tblPr/>
       <w:tcPr>
@@ -6198,7 +6029,7 @@
     </w:tblPr>
     <w:tblStylePr w:type="firstRow">
       <w:rPr>
-        <w:rFonts w:asciiTheme="majorHAnsi" w:eastAsiaTheme="majorEastAsia" w:hAnsiTheme="majorHAnsi" w:cstheme="majorBidi"/>
+        <w:rFonts/>
       </w:rPr>
       <w:tblPr/>
       <w:tcPr>
@@ -6282,7 +6113,7 @@
     </w:tblPr>
     <w:tblStylePr w:type="firstRow">
       <w:rPr>
-        <w:rFonts w:asciiTheme="majorHAnsi" w:eastAsiaTheme="majorEastAsia" w:hAnsiTheme="majorHAnsi" w:cstheme="majorBidi"/>
+        <w:rFonts/>
       </w:rPr>
       <w:tblPr/>
       <w:tcPr>
@@ -6366,7 +6197,7 @@
     </w:tblPr>
     <w:tblStylePr w:type="firstRow">
       <w:rPr>
-        <w:rFonts w:asciiTheme="majorHAnsi" w:eastAsiaTheme="majorEastAsia" w:hAnsiTheme="majorHAnsi" w:cstheme="majorBidi"/>
+        <w:rFonts/>
       </w:rPr>
       <w:tblPr/>
       <w:tcPr>
@@ -6450,7 +6281,7 @@
     </w:tblPr>
     <w:tblStylePr w:type="firstRow">
       <w:rPr>
-        <w:rFonts w:asciiTheme="majorHAnsi" w:eastAsiaTheme="majorEastAsia" w:hAnsiTheme="majorHAnsi" w:cstheme="majorBidi"/>
+        <w:rFonts/>
       </w:rPr>
       <w:tblPr/>
       <w:tcPr>
@@ -6515,7 +6346,7 @@
       <w:spacing w:after="0" w:line="240" w:lineRule="auto"/>
     </w:pPr>
     <w:rPr>
-      <w:rFonts w:asciiTheme="majorHAnsi" w:eastAsiaTheme="majorEastAsia" w:hAnsiTheme="majorHAnsi" w:cstheme="majorBidi"/>
+      <w:rFonts/>
       <w:color w:val="000000" w:themeColor="text1"/>
     </w:rPr>
     <w:tblPr>
@@ -6643,7 +6474,7 @@
       <w:spacing w:after="0" w:line="240" w:lineRule="auto"/>
     </w:pPr>
     <w:rPr>
-      <w:rFonts w:asciiTheme="majorHAnsi" w:eastAsiaTheme="majorEastAsia" w:hAnsiTheme="majorHAnsi" w:cstheme="majorBidi"/>
+      <w:rFonts/>
       <w:color w:val="000000" w:themeColor="text1"/>
     </w:rPr>
     <w:tblPr>
@@ -6771,7 +6602,7 @@
       <w:spacing w:after="0" w:line="240" w:lineRule="auto"/>
     </w:pPr>
     <w:rPr>
-      <w:rFonts w:asciiTheme="majorHAnsi" w:eastAsiaTheme="majorEastAsia" w:hAnsiTheme="majorHAnsi" w:cstheme="majorBidi"/>
+      <w:rFonts/>
       <w:color w:val="000000" w:themeColor="text1"/>
     </w:rPr>
     <w:tblPr>
@@ -6899,7 +6730,7 @@
       <w:spacing w:after="0" w:line="240" w:lineRule="auto"/>
     </w:pPr>
     <w:rPr>
-      <w:rFonts w:asciiTheme="majorHAnsi" w:eastAsiaTheme="majorEastAsia" w:hAnsiTheme="majorHAnsi" w:cstheme="majorBidi"/>
+      <w:rFonts/>
       <w:color w:val="000000" w:themeColor="text1"/>
     </w:rPr>
     <w:tblPr>
@@ -7027,7 +6858,7 @@
       <w:spacing w:after="0" w:line="240" w:lineRule="auto"/>
     </w:pPr>
     <w:rPr>
-      <w:rFonts w:asciiTheme="majorHAnsi" w:eastAsiaTheme="majorEastAsia" w:hAnsiTheme="majorHAnsi" w:cstheme="majorBidi"/>
+      <w:rFonts/>
       <w:color w:val="000000" w:themeColor="text1"/>
     </w:rPr>
     <w:tblPr>
@@ -7155,7 +6986,7 @@
       <w:spacing w:after="0" w:line="240" w:lineRule="auto"/>
     </w:pPr>
     <w:rPr>
-      <w:rFonts w:asciiTheme="majorHAnsi" w:eastAsiaTheme="majorEastAsia" w:hAnsiTheme="majorHAnsi" w:cstheme="majorBidi"/>
+      <w:rFonts/>
       <w:color w:val="000000" w:themeColor="text1"/>
     </w:rPr>
     <w:tblPr>
@@ -7283,7 +7114,7 @@
       <w:spacing w:after="0" w:line="240" w:lineRule="auto"/>
     </w:pPr>
     <w:rPr>
-      <w:rFonts w:asciiTheme="majorHAnsi" w:eastAsiaTheme="majorEastAsia" w:hAnsiTheme="majorHAnsi" w:cstheme="majorBidi"/>
+      <w:rFonts/>
       <w:color w:val="000000" w:themeColor="text1"/>
     </w:rPr>
     <w:tblPr>
@@ -7922,7 +7753,7 @@
       <w:spacing w:after="0" w:line="240" w:lineRule="auto"/>
     </w:pPr>
     <w:rPr>
-      <w:rFonts w:asciiTheme="majorHAnsi" w:eastAsiaTheme="majorEastAsia" w:hAnsiTheme="majorHAnsi" w:cstheme="majorBidi"/>
+      <w:rFonts/>
       <w:color w:val="000000" w:themeColor="text1"/>
     </w:rPr>
     <w:tblPr>
@@ -8047,7 +7878,7 @@
       <w:spacing w:after="0" w:line="240" w:lineRule="auto"/>
     </w:pPr>
     <w:rPr>
-      <w:rFonts w:asciiTheme="majorHAnsi" w:eastAsiaTheme="majorEastAsia" w:hAnsiTheme="majorHAnsi" w:cstheme="majorBidi"/>
+      <w:rFonts/>
       <w:color w:val="000000" w:themeColor="text1"/>
     </w:rPr>
     <w:tblPr>
@@ -8172,7 +8003,7 @@
       <w:spacing w:after="0" w:line="240" w:lineRule="auto"/>
     </w:pPr>
     <w:rPr>
-      <w:rFonts w:asciiTheme="majorHAnsi" w:eastAsiaTheme="majorEastAsia" w:hAnsiTheme="majorHAnsi" w:cstheme="majorBidi"/>
+      <w:rFonts/>
       <w:color w:val="000000" w:themeColor="text1"/>
     </w:rPr>
     <w:tblPr>
@@ -8297,7 +8128,7 @@
       <w:spacing w:after="0" w:line="240" w:lineRule="auto"/>
     </w:pPr>
     <w:rPr>
-      <w:rFonts w:asciiTheme="majorHAnsi" w:eastAsiaTheme="majorEastAsia" w:hAnsiTheme="majorHAnsi" w:cstheme="majorBidi"/>
+      <w:rFonts/>
       <w:color w:val="000000" w:themeColor="text1"/>
     </w:rPr>
     <w:tblPr>
@@ -8422,7 +8253,7 @@
       <w:spacing w:after="0" w:line="240" w:lineRule="auto"/>
     </w:pPr>
     <w:rPr>
-      <w:rFonts w:asciiTheme="majorHAnsi" w:eastAsiaTheme="majorEastAsia" w:hAnsiTheme="majorHAnsi" w:cstheme="majorBidi"/>
+      <w:rFonts/>
       <w:color w:val="000000" w:themeColor="text1"/>
     </w:rPr>
     <w:tblPr>
@@ -8547,7 +8378,7 @@
       <w:spacing w:after="0" w:line="240" w:lineRule="auto"/>
     </w:pPr>
     <w:rPr>
-      <w:rFonts w:asciiTheme="majorHAnsi" w:eastAsiaTheme="majorEastAsia" w:hAnsiTheme="majorHAnsi" w:cstheme="majorBidi"/>
+      <w:rFonts/>
       <w:color w:val="000000" w:themeColor="text1"/>
     </w:rPr>
     <w:tblPr>
@@ -8672,7 +8503,7 @@
       <w:spacing w:after="0" w:line="240" w:lineRule="auto"/>
     </w:pPr>
     <w:rPr>
-      <w:rFonts w:asciiTheme="majorHAnsi" w:eastAsiaTheme="majorEastAsia" w:hAnsiTheme="majorHAnsi" w:cstheme="majorBidi"/>
+      <w:rFonts/>
       <w:color w:val="000000" w:themeColor="text1"/>
     </w:rPr>
     <w:tblPr>

--- a/az/discovery-articles/4.4 Anesteziya.docx
+++ b/az/discovery-articles/4.4 Anesteziya.docx
@@ -32,7 +32,7 @@
         <w:rPr>
           <w:sz w:val="20"/>
         </w:rPr>
-        <w:t>Dövr: 1842–1847-ci illər (Krouford Lonq, Uilyam Morton, Ceyms Yanq Simpson) | Əsas şəxslər: Krouford Lonq (efir, 1842); Uilyam Morton (ilk ictimai nümayiş, 1846); Ceyms Yanq Simpson (xloroform)</w:t>
+        <w:t>Dövr: 1842–1847-ci illər — Krouford Lonq, Uilyam Morton və Ceyms Yanq Simpsonun fəaliyyəti | Əsas şəxslər: Krouford Lonq — əməliyyatda efirdən istifadə, 1842-ci il; Uilyam Morton — efir anesteziyasının məşhur ictimai nümayişi, 1846-cı il; Ceyms Yanq Simpson — xloroformun tətbiqi</w:t>
       </w:r>
     </w:p>
     <w:p>
@@ -40,7 +40,7 @@
         <w:widowControl/>
       </w:pPr>
       <w:r>
-        <w:t>Anesteziya əməliyyat zamanı ağrı hissinin, ümumi anesteziyada isə şüurun da nəzarət altında aradan qaldırılmasıdır. O, cərrahiyyəni yalnız son çarə kimi üz tutulan əzablı müdaxilədən planlaşdırılmış tibbi işə çevirdi.</w:t>
+        <w:t>Anesteziya tibbi müdaxilə zamanı ağrı hissinin dərman vasitəsilə müvəqqəti aradan qaldırılmasıdır. Ümumi anesteziyada xəstə şüurunu da müvəqqəti itirir. Bu üsul cərrahi əməliyyatların doğurduğu əzabı xeyli azaltdı, həkimlərə daha uzun və mürəkkəb müdaxilələr aparmaq imkanı verdi.</w:t>
       </w:r>
     </w:p>
     <w:p>
@@ -58,7 +58,7 @@
         <w:widowControl/>
       </w:pPr>
       <w:r>
-        <w:t>Krouford Lonq 1842-ci ildə əməliyyatda efirdən istifadə etdi, lakin nəticələrini daha sonra nəşr etdirdi.</w:t>
+        <w:t>Krouford Lonq 1842-ci ildə əməliyyat zamanı efirdən istifadə etdi, lakin nəticələrini yalnız sonralar dərc etdirdi.</w:t>
       </w:r>
     </w:p>
     <w:p>
@@ -67,7 +67,7 @@
         <w:widowControl/>
       </w:pPr>
       <w:r>
-        <w:t>Uilyam T. Q. Mortonun 1846-cı ildə Bostonda efir anesteziyasını ictimaiyyətə nümayiş etdirməsi geniş tanındı.</w:t>
+        <w:t>Uilyam T. Q. Mortonun 1846-cı ildə Bostonda efirlə anesteziyanı nümayiş etdirməsi geniş əks-səda doğurdu.</w:t>
       </w:r>
     </w:p>
     <w:p>
@@ -76,7 +76,7 @@
         <w:widowControl/>
       </w:pPr>
       <w:r>
-        <w:t>Ceyms Yanq Simpson 1847-ci ildə xloroformu mamalıqda tətbiq etdi.</w:t>
+        <w:t>Ceyms Yanq Simpson 1847-ci ildə doğuş zamanı ağrını azaltmaq üçün xloroform tətbiq etdi.</w:t>
       </w:r>
     </w:p>
     <w:p>
@@ -85,7 +85,7 @@
         <w:widowControl/>
       </w:pPr>
       <w:r>
-        <w:t>Sonralar yerli keyidicilər insanı yatırtmadan müəyyən nahiyəni keyitdi.</w:t>
+        <w:t>Sonralar yerli keyidicilər xəstənin şüurunu itirmədən bədənin müəyyən nahiyəsində ağrı hissini aradan qaldırmağa imkan verdi.</w:t>
       </w:r>
     </w:p>
     <w:p>
@@ -94,7 +94,7 @@
         <w:widowControl/>
       </w:pPr>
       <w:r>
-        <w:t>Müasir anesteziologiya xəstənin vəziyyətinin izlənməsinə və təsiri geri dönən dərmanlara əsaslanan ayrıca ixtisasdır.</w:t>
+        <w:t>Müasir anesteziologiya dərmanların təsirinin idarə olunmasını və xəstənin həyati göstəricilərinə nəzarəti birləşdirən ayrıca tibb ixtisasıdır.</w:t>
       </w:r>
     </w:p>
     <w:p>
@@ -103,15 +103,7 @@
         <w:widowControl/>
       </w:pPr>
       <w:r>
-        <w:t>Bu nədir</w:t>
-      </w:r>
-    </w:p>
-    <w:p>
-      <w:pPr>
-        <w:widowControl/>
-      </w:pPr>
-      <w:r>
-        <w:t>Anesteziya «hissiyyatsızlıq» deməkdir. Yerli anesteziya bir nahiyəni keyidir. Ümumi anesteziyada dərmanların təsiri ilə xəstə şüursuz olur, ağrı hiss etmir və adətən əməliyyatı xatırlamır. Çox vaxt əzələlərin boşaldılması və tənəffüsün idarə olunması da lazım gəlir. Məqsəd sadəcə insanı huşsuz vəziyyətə salmaq deyil. Cərrah işləyərkən orqanizmin vəziyyətini sabit saxlamaq lazımdır. Bu, dəqiq təmir aparmaq üçün həyəcan siqnalını müvəqqəti dayandırmağa bənzəyir.</w:t>
+        <w:t>Bu nədir?</w:t>
       </w:r>
     </w:p>
     <w:p>
@@ -120,15 +112,7 @@
         <w:widowControl/>
       </w:pPr>
       <w:r>
-        <w:t>Kim kəşf edib və ya yaradıb</w:t>
-      </w:r>
-    </w:p>
-    <w:p>
-      <w:pPr>
-        <w:widowControl/>
-      </w:pPr>
-      <w:r>
-        <w:t>1840-cı illərdə diş həkimləri və digər həkimlər azot(I) oksidi, efir və xloroformla təcrübələr aparırdılar. Krouford Lonq 1842-ci ildə Corciyada efirdən istifadə etdi. Horas Uells azot(I) oksidini sınaqdan keçirdi. Uilyam T. Q. Mortonun 16 oktyabr 1846-cı ildə Massaçusets Ümumi Xəstəxanasında efiri nümayiş etdirməsi geniş ictimaiyyəti inandırdı. Edinburqda Ceyms Yanq Simpson 1847-ci ildə doğuş zamanı xloroform tətbiq etdi. İlk kimin olduğu barədə kəskin mübahisələr getsə də, nailiyyət birgə səylərin nəticəsi idi.</w:t>
+        <w:t>Anesteziya sözünün mənası «hissiyyatsızlıq»dır. Yerli anesteziya zamanı bədənin müəyyən nahiyəsi keyidilir, xəstə isə ayıq qalır. Ümumi anesteziyada dərmanların təsiri ilə şüur müvəqqəti itir, xəstə ağrı hiss etmir və adətən əməliyyatı xatırlamır.</w:t>
       </w:r>
     </w:p>
     <w:p>
@@ -137,15 +121,79 @@
         <w:widowControl/>
       </w:pPr>
       <w:r>
-        <w:t>Nə vaxt və necə yaranıb</w:t>
+        <w:t>Əməliyyatın növündən asılı olaraq əzələləri boşaltmaq və tənəffüsü dəstəkləmək də lazım gələ bilər. Anestezioloq xəstənin ürək döyüntüsünü, qan təzyiqini, oksigen səviyyəsini və digər göstəricilərini izləyir, dərmanların təsirini ehtiyaca uyğun tənzimləyir. Məqsəd əməliyyat boyunca həm ağrısızlığı təmin etmək, həm də orqanizmin həyati fəaliyyətini qorumaqdır. NHS-in ümumi anesteziya haqqında məlumatı</w:t>
       </w:r>
     </w:p>
     <w:p>
       <w:pPr>
+        <w:pStyle w:val="Heading1"/>
         <w:widowControl/>
       </w:pPr>
       <w:r>
-        <w:t>Anesteziyadan əvvəl cərrahiyyə ağrı və şokla yarış idi. Xəstəni hərəkətsiz saxlamaq üçün tuturdular; cərrah sürəti ilə fəxr edirdi. XIX əsrin ortalarında kimya uçucu mayelər təqdim etmişdi, tibb mühiti isə ictimai sınağa hazır idi. Mortonun nümayişi barədə xəbər bir neçə ay ərzində jurnallar və qəzetlərlə yayıldı. Dəhşətli təcrübə sayılan əməliyyat tədricən, ehtiyatla idarə olunan prosedura çevrildi.</w:t>
+        <w:t>Kim yaradıb?</w:t>
+      </w:r>
+    </w:p>
+    <w:p>
+      <w:pPr>
+        <w:pStyle w:val="Heading1"/>
+        <w:widowControl/>
+      </w:pPr>
+      <w:r>
+        <w:t>Anesteziyanın inkişafında bir neçə həkimin mühüm rolu olub. 1840-cı illərdə diş həkimləri və digər həkimlər azot(I) oksidi, efir və xloroformun təsirini sınaqdan keçirirdilər.</w:t>
+      </w:r>
+    </w:p>
+    <w:p>
+      <w:pPr>
+        <w:pStyle w:val="Heading1"/>
+        <w:widowControl/>
+      </w:pPr>
+      <w:r>
+        <w:t>Krouford Lonq 1842-ci ildə ABŞ-ın Corciya ştatında əməliyyat zamanı efirdən istifadə etdi. Horas Uells diş müalicəsində azot(I) oksidini sınadı. Uilyam T. Q. Mortonun 16 oktyabr 1846-cı ildə Massaçusets Ümumi Xəstəxanasında keçirdiyi efir anesteziyası nümayişi isə üsulun qəbul olunmasında mühüm hadisəyə çevrildi.</w:t>
+      </w:r>
+    </w:p>
+    <w:p>
+      <w:pPr>
+        <w:pStyle w:val="Heading1"/>
+        <w:widowControl/>
+      </w:pPr>
+      <w:r>
+        <w:t>Edinburqda çalışan Ceyms Yanq Simpson 1847-ci ildə doğuş zamanı xloroform tətbiq etdi. Birinciliyin kimə aid olması barədə kəskin mübahisələr getsə də, anesteziya müxtəlif həkimlərin sınaqları və topladıqları təcrübə sayəsində inkişaf etdi.</w:t>
+      </w:r>
+    </w:p>
+    <w:p>
+      <w:pPr>
+        <w:pStyle w:val="Heading1"/>
+        <w:widowControl/>
+      </w:pPr>
+      <w:r>
+        <w:t>Nə vaxt və necə yaranıb?</w:t>
+      </w:r>
+    </w:p>
+    <w:p>
+      <w:pPr>
+        <w:pStyle w:val="Heading1"/>
+        <w:widowControl/>
+      </w:pPr>
+      <w:r>
+        <w:t>Anesteziya geniş yayılmazdan əvvəl əməliyyat zamanı güclü ağrı cərrahiyyənin əsas çətinliklərindən biri idi. Xəstənin hərəkət etməməsi üçün onu tutub saxlamaq lazım gəlirdi. Əməliyyatı tez başa çatdırmaq cərrahın mühüm bacarığı sayılırdı.</w:t>
+      </w:r>
+    </w:p>
+    <w:p>
+      <w:pPr>
+        <w:pStyle w:val="Heading1"/>
+        <w:widowControl/>
+      </w:pPr>
+      <w:r>
+        <w:t>XIX əsrin ortalarında efir və xloroform kimi tez buxarlanan maddələrin təsiri araşdırılırdı. Həkimlərin sınaqları bu maddələrin cərrahiyyədə istifadəsinə yol açdı. Mortonun nümayişi barədə xəbərlər bir neçə ay ərzində tibbi jurnallar və qəzetlər vasitəsilə yayıldı.</w:t>
+      </w:r>
+    </w:p>
+    <w:p>
+      <w:pPr>
+        <w:pStyle w:val="Heading1"/>
+        <w:widowControl/>
+      </w:pPr>
+      <w:r>
+        <w:t>Əməliyyatın mütləq dözülməz ağrı ilə müşayiət olunmalı olduğu təsəvvürü dəyişməyə başladı. Cərrahlar işi daha diqqətlə görmək üçün vaxt qazandılar, xəstələr isə müdaxiləni əvvəlkindən daha az əzabla keçirə bildilər.</w:t>
       </w:r>
     </w:p>
     <w:p>
@@ -159,10 +207,29 @@
     </w:p>
     <w:p>
       <w:pPr>
+        <w:pStyle w:val="Heading1"/>
         <w:widowControl/>
       </w:pPr>
       <w:r>
-        <w:t>Anesteziya zəruri cərrahi kəsiyi ağrıdan ayırdı. Daha yavaş və diqqətli əməliyyatlar, sonralar isə əvvəllər ağlasığmaz görünən döş qəfəsi və qarın boşluğu əməliyyatları mümkün oldu. Dərmanların beyinə, ürəyə və tənəffüsə təsirini öyrənən yeni elm sahəsi də yarandı. Həkimlər dozanı seçməyi, xəstənin vəziyyətini izləməyi və təsirləri geri çevirməyi öyrəndikcə təhlükəsizlik artdı.</w:t>
+        <w:t>Anesteziya cərrahi müdaxiləni xəstəyə ağrı hiss etdirmədən aparmağa imkan verdi. Həkimlər daha uzun və dəqiq əməliyyatlar edə bildilər. Sonrakı tibbi nailiyyətlərlə birlikdə bu imkan döş qəfəsi və qarın boşluğunda daha mürəkkəb əməliyyatlara yol açdı.</w:t>
+      </w:r>
+    </w:p>
+    <w:p>
+      <w:pPr>
+        <w:pStyle w:val="Heading1"/>
+        <w:widowControl/>
+      </w:pPr>
+      <w:r>
+        <w:t>Anesteziya üçün istifadə olunan dərmanların beyinə, ürəyə və tənəffüsə təsirinin öyrənilməsi ayrıca tədqiqat istiqamətinə çevrildi. Dərman dozasının düzgün seçilməsi, xəstənin vəziyyətinin fasiləsiz izlənməsi və lazım gəldikdə bəzi dərmanların təsirinin aradan qaldırılması təhlükəsizliyi artırdı.</w:t>
+      </w:r>
+    </w:p>
+    <w:p>
+      <w:pPr>
+        <w:pStyle w:val="Heading1"/>
+        <w:widowControl/>
+      </w:pPr>
+      <w:r>
+        <w:t>Beləliklə, anesteziologiya ağrının qarşısını almaqla yanaşı, əməliyyat zamanı orqanizmin fəaliyyətini qorumağı da əhatə etdi.</w:t>
       </w:r>
     </w:p>
     <w:p>
@@ -176,10 +243,11 @@
     </w:p>
     <w:p>
       <w:pPr>
+        <w:pStyle w:val="Heading1"/>
         <w:widowControl/>
       </w:pPr>
       <w:r>
-        <w:t>Listerin antiseptik üsulları və sonralar antibiotiklər daha uzun əməliyyatların faydasını artırdı. Anestezioloq mütəxəssislər meydana çıxdı. Yerli keyidicilər diş müalicəsi və kiçik əməliyyatları xəstəni yatırtmadan aparmağa imkan verdi. Reanimasiya və intensiv terapiya da tənəffüsü və qan dövranını dəstəkləmək bacarığından inkişaf etdi. Orqan köçürülməsi cərrahiyyəsi bu inkişafdan asılıdır.</w:t>
+        <w:t>Listerin infeksiyanın qarşısını almağa yönələn antiseptik üsulları və sonralar antibiotiklərin tətbiqi cərrahiyyənin imkanlarını daha da genişləndirdi. Ağrının idarə olunması ilə infeksiya riskinin azaldılması bir-birini tamamladı.</w:t>
       </w:r>
     </w:p>
     <w:p>
@@ -188,15 +256,52 @@
         <w:widowControl/>
       </w:pPr>
       <w:r>
-        <w:t>İnsan həyatını necə dəyişib</w:t>
+        <w:t>Anesteziologiya ayrıca ixtisas kimi formalaşdı. Yerli keyidicilər diş müalicəsini və kiçik əməliyyatları xəstənin şüurunu itirmədən aparmağa imkan verdi. Tənəffüsü və qan dövranını dəstəkləmək sahəsində qazanılan təcrübə reanimasiya və intensiv terapiyanın inkişafına da töhfə verdi.</w:t>
       </w:r>
     </w:p>
     <w:p>
       <w:pPr>
+        <w:pStyle w:val="Heading1"/>
         <w:widowControl/>
       </w:pPr>
       <w:r>
-        <w:t>İnsanlar yalnız ölüm həddinə çatanda deyil, daha erkən mərhələdə əməliyyat üçün müraciət edə bildilər. Doğuşun qorxusu azala bildi. Tibbin cəmiyyətdəki mənası dəyişdi: xəstəxana təkcə qışqırıq deyil, yuxuya getmək və yenidən oyanmaq yeri oldu. Anesteziya ilə bağlı həm etimad, həm qorxu qalır, lakin tibbi müdaxilələrin gətirdiyi insan əzabı kəskin azaldı.</w:t>
+        <w:t>Orqan köçürülməsi kimi mürəkkəb əməliyyatların aparılması bu bilik və bacarıqlardan asılıdır.</w:t>
+      </w:r>
+    </w:p>
+    <w:p>
+      <w:pPr>
+        <w:pStyle w:val="Heading1"/>
+        <w:widowControl/>
+      </w:pPr>
+      <w:r>
+        <w:t>İnsan həyatını necə dəyişib?</w:t>
+      </w:r>
+    </w:p>
+    <w:p>
+      <w:pPr>
+        <w:pStyle w:val="Heading1"/>
+        <w:widowControl/>
+      </w:pPr>
+      <w:r>
+        <w:t>Ağrını aradan qaldırmaq imkanı cərrahiyyəyə münasibəti dəyişdi. İnsanların əməliyyata razılaşmasını asanlaşdırdı və müdaxiləni xəstəlik daha da ağırlaşmadan aparmaq üçün imkanları genişləndirdi. Doğuş ağrısını azaltmaq üsulları da qadınların çəkdiyi əzabın və qorxunun azalmasına kömək etdi.</w:t>
+      </w:r>
+    </w:p>
+    <w:p>
+      <w:pPr>
+        <w:pStyle w:val="Heading1"/>
+        <w:widowControl/>
+      </w:pPr>
+      <w:r>
+        <w:t>Xəstəxana haqqında təsəvvür də dəyişirdi: müalicə artıq yalnız ağrıya dözməklə əlaqələndirilmirdi. İnsanlar əməliyyatın ağrı hiss etmədən keçirilməsinin mümkün olduğunu görürdülər.</w:t>
+      </w:r>
+    </w:p>
+    <w:p>
+      <w:pPr>
+        <w:pStyle w:val="Heading1"/>
+        <w:widowControl/>
+      </w:pPr>
+      <w:r>
+        <w:t>Anesteziyaya həm etimad, həm də onunla bağlı narahatlıq qalır. Bununla belə, bu üsul tibbi müdaxilələrin doğurduğu əzabı azaltmaqla milyonlarla insanın həyatında mühüm dəyişiklik yaratdı.</w:t>
       </w:r>
     </w:p>
     <w:p>
@@ -217,7 +322,7 @@
         <w:rPr>
           <w:sz w:val="20"/>
         </w:rPr>
-        <w:t>C Qurumların materialları və ensiklopedik mənbələr</w:t>
+        <w:t>Qurumların materialları və ensiklopedik mənbələr</w:t>
       </w:r>
     </w:p>
     <w:p>
@@ -277,7 +382,7 @@
         <w:rPr>
           <w:sz w:val="20"/>
         </w:rPr>
-        <w:t>D Muzey arxiv və kitabxana materialları</w:t>
+        <w:t>Muzey arxiv və kitabxana materialları</w:t>
       </w:r>
     </w:p>
     <w:p>
